--- a/School_Attendance_System_Written_Report[101].docx
+++ b/School_Attendance_System_Written_Report[101].docx
@@ -1805,7 +1805,7 @@
     </w:p>
     <w:p>
       <w:r>
-        <w:t>Algorithmic thinking means arranging the steps in a logical order. In this project, the process begins when a teacher signs in, selects a class and date, marks the students’ statuses, checks the entries, saves the records, and requests a report if needed. The detailed algorithm and flowchart can be prepared as separate design artefacts if required by the assignment brief.</w:t>
+        <w:t>Algorithmic thinking means arranging the steps in a logical order. In this project, the process begins when a teacher selects a class and date, enters each student’s name and attendance status, checks that the status is valid, updates the appropriate totals, and displays a summary. The accompanying pseudocode and flowchart present this logic, and the editable Flowgorithm project demonstrates a small working prototype.</w:t>
       </w:r>
     </w:p>
     <w:p/>
@@ -2577,7 +2577,7 @@
     </w:p>
     <w:p>
       <w:r>
-        <w:t>The system could improve the organisation and availability of attendance information, but it would need accurate data entry, appropriate training, secure access, regular backups, and ongoing maintenance. It should be introduced as a practical support for teachers and school administrators, with student privacy and fair follow-up kept in mind. The next stage would be to create and test the detailed algorithm, pseudocode, and flowchart if those artefacts are required separately by the assignment brief.</w:t>
+        <w:t>The system could improve the organisation and availability of attendance information, but it would need accurate data entry, appropriate training, secure access, regular backups, and ongoing maintenance. It should be introduced as a practical support for teachers and school administrators, with student privacy and fair follow-up kept in mind. The accompanying pseudocode, flowchart, and Flowgorithm prototype demonstrate the proposed logic; a production system would still need secure storage, user authentication, and school-specific testing.</w:t>
       </w:r>
     </w:p>
     <w:p/>
